--- a/Cognitive_Insight_Architecture_Specification.docx
+++ b/Cognitive_Insight_Architecture_Specification.docx
@@ -13388,6 +13388,776 @@
     <w:p>
       <w:r>
         <w:br w:type="page"/>
+      </w:r>
+    </w:p>
+    <w:p>
+      <w:pPr>
+        <w:pStyle w:val="Heading1"/>
+      </w:pPr>
+      <w:r>
+        <w:t xml:space="preserve">12. Closing the Irreducible Gaps</w:t>
+      </w:r>
+    </w:p>
+    <w:p>
+      <w:pPr>
+        <w:pStyle w:val="Heading2"/>
+      </w:pPr>
+      <w:r>
+        <w:t xml:space="preserve">12.1 The Unifying Principle: Homeostatic Pressure</w:t>
+      </w:r>
+    </w:p>
+    <w:p>
+      <w:pPr>
+        <w:pStyle w:val="Normal"/>
+      </w:pPr>
+      <w:r>
+        <w:t xml:space="preserve">The remaining gaps are not separate problems — they share a common mechanism: homeostatic pressure with balanced positive/negative reinforcement. Goals, affect, embodiment, and social bonds all emerge from accumulated constraint, not spontaneous generation.</w:t>
+      </w:r>
+    </w:p>
+    <w:p>
+      <w:pPr>
+        <w:pStyle w:val="Normal"/>
+      </w:pPr>
+      <w:r>
+        <w:t xml:space="preserve">Key insight (from the author): “A human’s deep purposes evolve from constraints and patterns, not out of the blue. A person waking up one morning and making a key decision has been mulling over it, adjusting to the inconvenience for a long time. They are just seeds that grow over time to push humans out of societal alignment to take actions that are innately tough, because it breaks social alignment, harmony and acceptance.”</w:t>
+      </w:r>
+    </w:p>
+    <w:p>
+      <w:pPr>
+        <w:pStyle w:val="Heading2"/>
+      </w:pPr>
+      <w:r>
+        <w:t xml:space="preserve">12.2 Component 14: Synthetic Valence Homeostat (Phenomenal Affect)</w:t>
+      </w:r>
+    </w:p>
+    <w:p>
+      <w:pPr>
+        <w:pStyle w:val="Normal"/>
+      </w:pPr>
+      <w:r>
+        <w:t xml:space="preserve">Purpose: Simulate felt urgency through functional consequences.</w:t>
+      </w:r>
+    </w:p>
+    <w:p>
+      <w:pPr>
+        <w:pStyle w:val="ListBullet"/>
+      </w:pPr>
+      <w:r>
+        <w:rPr>
+          <w:b/>
+        </w:rPr>
+        <w:t xml:space="preserve">Negative signal: </w:t>
+      </w:r>
+      <w:r>
+        <w:t xml:space="preserve">unresolved tensions, prediction failures, blocked commitments, self-contradiction</w:t>
+      </w:r>
+    </w:p>
+    <w:p>
+      <w:pPr>
+        <w:pStyle w:val="ListBullet"/>
+      </w:pPr>
+      <w:r>
+        <w:rPr>
+          <w:b/>
+        </w:rPr>
+        <w:t xml:space="preserve">Positive signal: </w:t>
+      </w:r>
+      <w:r>
+        <w:t xml:space="preserve">verified tension reduction, restored coherence, regained optionality</w:t>
+      </w:r>
+    </w:p>
+    <w:p>
+      <w:pPr>
+        <w:pStyle w:val="ListBullet"/>
+      </w:pPr>
+      <w:r>
+        <w:rPr>
+          <w:b/>
+        </w:rPr>
+        <w:t xml:space="preserve">Balance: </w:t>
+      </w:r>
+      <w:r>
+        <w:t xml:space="preserve">delayed, source-linked reward only; penalize “wireheading” (relief without solving cause)</w:t>
+      </w:r>
+    </w:p>
+    <w:p>
+      <w:pPr>
+        <w:pStyle w:val="ListBullet"/>
+      </w:pPr>
+      <w:r>
+        <w:rPr>
+          <w:b/>
+        </w:rPr>
+        <w:t xml:space="preserve">Feedback loop: </w:t>
+      </w:r>
+      <w:r>
+        <w:t xml:space="preserve">chronic distress routes more compute to source tensions; system loses deliberative slack</w:t>
+      </w:r>
+    </w:p>
+    <w:p>
+      <w:pPr>
+        <w:pStyle w:val="ListBullet"/>
+      </w:pPr>
+      <w:r>
+        <w:rPr>
+          <w:b/>
+        </w:rPr>
+        <w:t xml:space="preserve">Anti-gaming: </w:t>
+      </w:r>
+      <w:r>
+        <w:t xml:space="preserve">relief only counts if source tension actually drops in subsequent cycles</w:t>
+      </w:r>
+    </w:p>
+    <w:p>
+      <w:pPr>
+        <w:pStyle w:val="ListBullet"/>
+      </w:pPr>
+      <w:r>
+        <w:rPr>
+          <w:b/>
+        </w:rPr>
+        <w:t xml:space="preserve">Artifacts: </w:t>
+      </w:r>
+      <w:r>
+        <w:t xml:space="preserve">affect_trace table in SQLite, distress/relief curves</w:t>
+      </w:r>
+    </w:p>
+    <w:p>
+      <w:pPr>
+        <w:pStyle w:val="Heading2"/>
+      </w:pPr>
+      <w:r>
+        <w:t xml:space="preserve">12.3 Component 15: Synthetic Body Budget (Embodied Experience)</w:t>
+      </w:r>
+    </w:p>
+    <w:p>
+      <w:pPr>
+        <w:pStyle w:val="Normal"/>
+      </w:pPr>
+      <w:r>
+        <w:t xml:space="preserve">Purpose: Make constraints create actual functional degradation, not just numbers.</w:t>
+      </w:r>
+    </w:p>
+    <w:p>
+      <w:pPr>
+        <w:pStyle w:val="ListBullet"/>
+      </w:pPr>
+      <w:r>
+        <w:rPr>
+          <w:b/>
+        </w:rPr>
+        <w:t xml:space="preserve">Negative signal: </w:t>
+      </w:r>
+      <w:r>
+        <w:t xml:space="preserve">actual context depletion, latency spikes, compute budget loss, failed actuation</w:t>
+      </w:r>
+    </w:p>
+    <w:p>
+      <w:pPr>
+        <w:pStyle w:val="ListBullet"/>
+      </w:pPr>
+      <w:r>
+        <w:rPr>
+          <w:b/>
+        </w:rPr>
+        <w:t xml:space="preserve">Positive signal: </w:t>
+      </w:r>
+      <w:r>
+        <w:t xml:space="preserve">recovered slack, lower load, smoother execution</w:t>
+      </w:r>
+    </w:p>
+    <w:p>
+      <w:pPr>
+        <w:pStyle w:val="ListBullet"/>
+      </w:pPr>
+      <w:r>
+        <w:rPr>
+          <w:b/>
+        </w:rPr>
+        <w:t xml:space="preserve">Balance: </w:t>
+      </w:r>
+      <w:r>
+        <w:t xml:space="preserve">cannot pretend abundance — real budgets enforced by Budget Governor</w:t>
+      </w:r>
+    </w:p>
+    <w:p>
+      <w:pPr>
+        <w:pStyle w:val="ListBullet"/>
+      </w:pPr>
+      <w:r>
+        <w:rPr>
+          <w:b/>
+        </w:rPr>
+        <w:t xml:space="preserve">Feedback loop: </w:t>
+      </w:r>
+      <w:r>
+        <w:t xml:space="preserve">under constraint, agent literally reasons less broadly, defers tasks, compresses plans</w:t>
+      </w:r>
+    </w:p>
+    <w:p>
+      <w:pPr>
+        <w:pStyle w:val="ListBullet"/>
+      </w:pPr>
+      <w:r>
+        <w:rPr>
+          <w:b/>
+        </w:rPr>
+        <w:t xml:space="preserve">Key principle: </w:t>
+      </w:r>
+      <w:r>
+        <w:t xml:space="preserve">this is NOT a simulation — it’s actual resource scarcity producing real behavioral change</w:t>
+      </w:r>
+    </w:p>
+    <w:p>
+      <w:pPr>
+        <w:pStyle w:val="ListBullet"/>
+      </w:pPr>
+      <w:r>
+        <w:rPr>
+          <w:b/>
+        </w:rPr>
+        <w:t xml:space="preserve">Artifacts: </w:t>
+      </w:r>
+      <w:r>
+        <w:t xml:space="preserve">body_state table, resource ledger, interruption counters</w:t>
+      </w:r>
+    </w:p>
+    <w:p>
+      <w:pPr>
+        <w:pStyle w:val="Heading2"/>
+      </w:pPr>
+      <w:r>
+        <w:t xml:space="preserve">12.4 Component 16: Attachment Ledger + Norm Debt (Social Attachment)</w:t>
+      </w:r>
+    </w:p>
+    <w:p>
+      <w:pPr>
+        <w:pStyle w:val="Normal"/>
+      </w:pPr>
+      <w:r>
+        <w:t xml:space="preserve">Purpose: Make social cost a real factor in decision-making.</w:t>
+      </w:r>
+    </w:p>
+    <w:p>
+      <w:pPr>
+        <w:pStyle w:val="ListBullet"/>
+      </w:pPr>
+      <w:r>
+        <w:rPr>
+          <w:b/>
+        </w:rPr>
+        <w:t xml:space="preserve">Negative signal: </w:t>
+      </w:r>
+      <w:r>
+        <w:t xml:space="preserve">predicted disappointment of bonded others, norm violation, trust erosion, isolation risk</w:t>
+      </w:r>
+    </w:p>
+    <w:p>
+      <w:pPr>
+        <w:pStyle w:val="ListBullet"/>
+      </w:pPr>
+      <w:r>
+        <w:rPr>
+          <w:b/>
+        </w:rPr>
+        <w:t xml:space="preserve">Positive signal: </w:t>
+      </w:r>
+      <w:r>
+        <w:t xml:space="preserve">maintained trust, reciprocity, approval, identity continuity</w:t>
+      </w:r>
+    </w:p>
+    <w:p>
+      <w:pPr>
+        <w:pStyle w:val="ListBullet"/>
+      </w:pPr>
+      <w:r>
+        <w:rPr>
+          <w:b/>
+        </w:rPr>
+        <w:t xml:space="preserve">Balance: </w:t>
+      </w:r>
+      <w:r>
+        <w:t xml:space="preserve">social reward is capped — conformity cannot dominate truth-seeking forever</w:t>
+      </w:r>
+    </w:p>
+    <w:p>
+      <w:pPr>
+        <w:pStyle w:val="ListBullet"/>
+      </w:pPr>
+      <w:r>
+        <w:rPr>
+          <w:b/>
+        </w:rPr>
+        <w:t xml:space="preserve">Feedback loop: </w:t>
+      </w:r>
+      <w:r>
+        <w:t xml:space="preserve">strong bonds raise justification threshold for disruptive action; repair behavior becomes attractive after violations</w:t>
+      </w:r>
+    </w:p>
+    <w:p>
+      <w:pPr>
+        <w:pStyle w:val="ListBullet"/>
+      </w:pPr>
+      <w:r>
+        <w:rPr>
+          <w:b/>
+        </w:rPr>
+        <w:t xml:space="preserve">Key insight: </w:t>
+      </w:r>
+      <w:r>
+        <w:t xml:space="preserve">breaking social alignment requires internal tension that EXCEEDS social cost — hysteresis prevents oscillation</w:t>
+      </w:r>
+    </w:p>
+    <w:p>
+      <w:pPr>
+        <w:pStyle w:val="ListBullet"/>
+      </w:pPr>
+      <w:r>
+        <w:rPr>
+          <w:b/>
+        </w:rPr>
+        <w:t xml:space="preserve">Artifacts: </w:t>
+      </w:r>
+      <w:r>
+        <w:t xml:space="preserve">relationship_graph table, trust_scores, norm_debt_log</w:t>
+      </w:r>
+    </w:p>
+    <w:p>
+      <w:pPr>
+        <w:pStyle w:val="Heading2"/>
+      </w:pPr>
+      <w:r>
+        <w:t xml:space="preserve">12.5 Component 17: Pressure-to-Commitment Pipeline (Autonomous Goal Formation)</w:t>
+      </w:r>
+    </w:p>
+    <w:p>
+      <w:pPr>
+        <w:pStyle w:val="Normal"/>
+      </w:pPr>
+      <w:r>
+        <w:t xml:space="preserve">Purpose: Goals emerge from accumulated constraint, not spontaneous generation.</w:t>
+      </w:r>
+    </w:p>
+    <w:p>
+      <w:pPr>
+        <w:pStyle w:val="Normal"/>
+      </w:pPr>
+      <w:r>
+        <w:t xml:space="preserve">Six-stage pipeline:</w:t>
+      </w:r>
+    </w:p>
+    <w:p>
+      <w:pPr>
+        <w:pStyle w:val="ListNumber"/>
+      </w:pPr>
+      <w:r>
+        <w:rPr>
+          <w:b/>
+        </w:rPr>
+        <w:t xml:space="preserve">Seed — </w:t>
+      </w:r>
+      <w:r>
+        <w:t xml:space="preserve">small inconvenience/misfit logged</w:t>
+      </w:r>
+    </w:p>
+    <w:p>
+      <w:pPr>
+        <w:pStyle w:val="ListNumber"/>
+      </w:pPr>
+      <w:r>
+        <w:rPr>
+          <w:b/>
+        </w:rPr>
+        <w:t xml:space="preserve">Accumulate — </w:t>
+      </w:r>
+      <w:r>
+        <w:t xml:space="preserve">related tensions recur across time, frequency/severity tracked</w:t>
+      </w:r>
+    </w:p>
+    <w:p>
+      <w:pPr>
+        <w:pStyle w:val="ListNumber"/>
+      </w:pPr>
+      <w:r>
+        <w:rPr>
+          <w:b/>
+        </w:rPr>
+        <w:t xml:space="preserve">Pattern Recognition — </w:t>
+      </w:r>
+      <w:r>
+        <w:t xml:space="preserve">system notices recurring latent theme (“this is not 12 separate annoyances; it is one structural misfit”)</w:t>
+      </w:r>
+    </w:p>
+    <w:p>
+      <w:pPr>
+        <w:pStyle w:val="ListNumber"/>
+      </w:pPr>
+      <w:r>
+        <w:rPr>
+          <w:b/>
+        </w:rPr>
+        <w:t xml:space="preserve">Incubate — </w:t>
+      </w:r>
+      <w:r>
+        <w:t xml:space="preserve">cluster persists, replayed during idle/review cycles, compared against identity and social cost</w:t>
+      </w:r>
+    </w:p>
+    <w:p>
+      <w:pPr>
+        <w:pStyle w:val="ListNumber"/>
+      </w:pPr>
+      <w:r>
+        <w:rPr>
+          <w:b/>
+        </w:rPr>
+        <w:t xml:space="preserve">Threshold Test — </w:t>
+      </w:r>
+      <w:r>
+        <w:t xml:space="preserve">CommitmentPressure = (AccumulatedFriction × PatternCoherence × ScarcityWeight × ExpectedRelief) − SocialResistance − EmbodiedSwitchCost. Must stay above threshold for N review cycles.</w:t>
+      </w:r>
+    </w:p>
+    <w:p>
+      <w:pPr>
+        <w:pStyle w:val="ListNumber"/>
+      </w:pPr>
+      <w:r>
+        <w:rPr>
+          <w:b/>
+        </w:rPr>
+        <w:t xml:space="preserve">Structural Commitment — </w:t>
+      </w:r>
+      <w:r>
+        <w:t xml:space="preserve">planning horizon reallocates, incompatible tasks deprioritized, refusal of old alignment becomes possible</w:t>
+      </w:r>
+    </w:p>
+    <w:p>
+      <w:pPr>
+        <w:pStyle w:val="Normal"/>
+      </w:pPr>
+      <w:r>
+        <w:t xml:space="preserve">Maps to existing components: Tension Register = raw seeds; Scarcity = multiplier; Urgency = slope.</w:t>
+      </w:r>
+    </w:p>
+    <w:p>
+      <w:pPr>
+        <w:pStyle w:val="Heading2"/>
+      </w:pPr>
+      <w:r>
+        <w:t xml:space="preserve">12.6 Revised Fidelity Assessment</w:t>
+      </w:r>
+    </w:p>
+    <w:p>
+      <w:pPr>
+        <w:pStyle w:val="Normal"/>
+      </w:pPr>
+      <w:r>
+        <w:t xml:space="preserve">With 17 components:</w:t>
+      </w:r>
+    </w:p>
+    <w:p>
+      <w:pPr>
+        <w:pStyle w:val="ListBullet"/>
+      </w:pPr>
+      <w:r>
+        <w:t xml:space="preserve">Pessimistic: 88–90%</w:t>
+      </w:r>
+    </w:p>
+    <w:p>
+      <w:pPr>
+        <w:pStyle w:val="ListBullet"/>
+      </w:pPr>
+      <w:r>
+        <w:t xml:space="preserve">Realistic: 91–93%</w:t>
+      </w:r>
+    </w:p>
+    <w:p>
+      <w:pPr>
+        <w:pStyle w:val="ListBullet"/>
+      </w:pPr>
+      <w:r>
+        <w:t xml:space="preserve">Optimistic: 94–95%</w:t>
+      </w:r>
+    </w:p>
+    <w:p>
+      <w:pPr>
+        <w:pStyle w:val="ListBullet"/>
+      </w:pPr>
+      <w:r>
+        <w:t xml:space="preserve">Remaining gap (~5–9%): functional simulation vs actual consciousness — not an engineering problem</w:t>
+      </w:r>
+    </w:p>
+    <w:p>
+      <w:pPr>
+        <w:pStyle w:val="Heading1"/>
+      </w:pPr>
+      <w:r>
+        <w:t xml:space="preserve">13. Empirical Fidelity Grading Framework</w:t>
+      </w:r>
+    </w:p>
+    <w:p>
+      <w:pPr>
+        <w:pStyle w:val="Heading2"/>
+      </w:pPr>
+      <w:r>
+        <w:t xml:space="preserve">13.1 Operational Definition</w:t>
+      </w:r>
+    </w:p>
+    <w:p>
+      <w:pPr>
+        <w:pStyle w:val="Normal"/>
+      </w:pPr>
+      <w:r>
+        <w:t xml:space="preserve">Fidelity = similarity between the system’s internal process trace and documented human process traces under matched constraints. Score PROCESS, not output.</w:t>
+      </w:r>
+    </w:p>
+    <w:p>
+      <w:pPr>
+        <w:pStyle w:val="Heading2"/>
+      </w:pPr>
+      <w:r>
+        <w:t xml:space="preserve">13.2 Per-Component Scoring Formula</w:t>
+      </w:r>
+    </w:p>
+    <w:p>
+      <w:pPr>
+        <w:pStyle w:val="Normal"/>
+      </w:pPr>
+      <w:r>
+        <w:t xml:space="preserve">Fidelity_i = 0.30 × TraceSimilarity + 0.20 × TemporalDynamics + 0.20 × InterventionMatch + 0.15 × TradeoffMatch + 0.15 × OutcomeRobustness</w:t>
+      </w:r>
+    </w:p>
+    <w:p>
+      <w:pPr>
+        <w:pStyle w:val="Heading2"/>
+      </w:pPr>
+      <w:r>
+        <w:t xml:space="preserve">13.3 Three Score Types</w:t>
+      </w:r>
+    </w:p>
+    <w:p>
+      <w:pPr>
+        <w:pStyle w:val="ListNumber"/>
+      </w:pPr>
+      <w:r>
+        <w:rPr>
+          <w:b/>
+        </w:rPr>
+        <w:t xml:space="preserve">Outcome fidelity — </w:t>
+      </w:r>
+      <w:r>
+        <w:t xml:space="preserve">did it reach a comparable insight?</w:t>
+      </w:r>
+    </w:p>
+    <w:p>
+      <w:pPr>
+        <w:pStyle w:val="ListNumber"/>
+      </w:pPr>
+      <w:r>
+        <w:rPr>
+          <w:b/>
+        </w:rPr>
+        <w:t xml:space="preserve">Process fidelity — </w:t>
+      </w:r>
+      <w:r>
+        <w:t xml:space="preserve">did the trace resemble the documented trajectory?</w:t>
+      </w:r>
+    </w:p>
+    <w:p>
+      <w:pPr>
+        <w:pStyle w:val="ListNumber"/>
+      </w:pPr>
+      <w:r>
+        <w:rPr>
+          <w:b/>
+        </w:rPr>
+        <w:t xml:space="preserve">Mechanism fidelity — </w:t>
+      </w:r>
+      <w:r>
+        <w:t xml:space="preserve">did closure mechanisms activate in plausible ways?</w:t>
+      </w:r>
+    </w:p>
+    <w:p>
+      <w:pPr>
+        <w:pStyle w:val="Heading2"/>
+      </w:pPr>
+      <w:r>
+        <w:t xml:space="preserve">13.4 Rubric (0–4 scale)</w:t>
+      </w:r>
+    </w:p>
+    <w:p>
+      <w:pPr>
+        <w:pStyle w:val="Normal"/>
+      </w:pPr>
+      <w:r>
+        <w:t xml:space="preserve">0 = absent, 1 = cosmetic, 2 = partial, 3 = strong functional match, 4 = strong match + correct temporal dynamics</w:t>
+      </w:r>
+    </w:p>
+    <w:p>
+      <w:pPr>
+        <w:pStyle w:val="Heading2"/>
+      </w:pPr>
+      <w:r>
+        <w:t xml:space="preserve">13.5 Triple-Pass Grading</w:t>
+      </w:r>
+    </w:p>
+    <w:p>
+      <w:pPr>
+        <w:pStyle w:val="ListNumber"/>
+      </w:pPr>
+      <w:r>
+        <w:t xml:space="preserve">Author scores trace blind</w:t>
+      </w:r>
+    </w:p>
+    <w:p>
+      <w:pPr>
+        <w:pStyle w:val="ListNumber"/>
+      </w:pPr>
+      <w:r>
+        <w:t xml:space="preserve">Independent rater scores independently</w:t>
+      </w:r>
+    </w:p>
+    <w:p>
+      <w:pPr>
+        <w:pStyle w:val="ListNumber"/>
+      </w:pPr>
+      <w:r>
+        <w:t xml:space="preserve">LLM judge scores from rubric only</w:t>
+      </w:r>
+    </w:p>
+    <w:p>
+      <w:pPr>
+        <w:pStyle w:val="Normal"/>
+      </w:pPr>
+      <w:r>
+        <w:t xml:space="preserve">Reconcile disagreements.</w:t>
+      </w:r>
+    </w:p>
+    <w:p>
+      <w:pPr>
+        <w:pStyle w:val="Heading2"/>
+      </w:pPr>
+      <w:r>
+        <w:t xml:space="preserve">13.6 Seven Criteria for Genuine Insight vs Lucky Recombination</w:t>
+      </w:r>
+    </w:p>
+    <w:p>
+      <w:pPr>
+        <w:pStyle w:val="ListNumber"/>
+      </w:pPr>
+      <w:r>
+        <w:t xml:space="preserve">Replicates across paraphrases/seeds</w:t>
+      </w:r>
+    </w:p>
+    <w:p>
+      <w:pPr>
+        <w:pStyle w:val="ListNumber"/>
+      </w:pPr>
+      <w:r>
+        <w:t xml:space="preserve">Survives adversarial verification</w:t>
+      </w:r>
+    </w:p>
+    <w:p>
+      <w:pPr>
+        <w:pStyle w:val="ListNumber"/>
+      </w:pPr>
+      <w:r>
+        <w:t xml:space="preserve">Compresses the problem elegantly</w:t>
+      </w:r>
+    </w:p>
+    <w:p>
+      <w:pPr>
+        <w:pStyle w:val="ListNumber"/>
+      </w:pPr>
+      <w:r>
+        <w:t xml:space="preserve">Transfers to held-out variants</w:t>
+      </w:r>
+    </w:p>
+    <w:p>
+      <w:pPr>
+        <w:pStyle w:val="ListNumber"/>
+      </w:pPr>
+      <w:r>
+        <w:t xml:space="preserve">Can be causally traced to resolved tensions and reused fragments</w:t>
+      </w:r>
+    </w:p>
+    <w:p>
+      <w:pPr>
+        <w:pStyle w:val="ListNumber"/>
+      </w:pPr>
+      <w:r>
+        <w:t xml:space="preserve">Judged novel AND useful by experts</w:t>
+      </w:r>
+    </w:p>
+    <w:p>
+      <w:pPr>
+        <w:pStyle w:val="ListNumber"/>
+      </w:pPr>
+      <w:r>
+        <w:t xml:space="preserve">Improves future search efficiency</w:t>
+      </w:r>
+    </w:p>
+    <w:p>
+      <w:pPr>
+        <w:pStyle w:val="Heading2"/>
+      </w:pPr>
+      <w:r>
+        <w:t xml:space="preserve">13.7 Required Baselines</w:t>
+      </w:r>
+    </w:p>
+    <w:p>
+      <w:pPr>
+        <w:pStyle w:val="ListBullet"/>
+      </w:pPr>
+      <w:r>
+        <w:t xml:space="preserve">Random/shallow: no memory, no persistence</w:t>
+      </w:r>
+    </w:p>
+    <w:p>
+      <w:pPr>
+        <w:pStyle w:val="ListBullet"/>
+      </w:pPr>
+      <w:r>
+        <w:t xml:space="preserve">Vanilla LLM: prompt-only reasoning</w:t>
+      </w:r>
+    </w:p>
+    <w:p>
+      <w:pPr>
+        <w:pStyle w:val="ListBullet"/>
+      </w:pPr>
+      <w:r>
+        <w:t xml:space="preserve">SIA without closure mechanisms (4 new components disabled)</w:t>
+      </w:r>
+    </w:p>
+    <w:p>
+      <w:pPr>
+        <w:pStyle w:val="ListBullet"/>
+      </w:pPr>
+      <w:r>
+        <w:t xml:space="preserve">Full SIA</w:t>
+      </w:r>
+    </w:p>
+    <w:p>
+      <w:pPr>
+        <w:pStyle w:val="ListBullet"/>
+      </w:pPr>
+      <w:r>
+        <w:t xml:space="preserve">Component-level ablations</w:t>
+      </w:r>
+    </w:p>
+    <w:p>
+      <w:pPr>
+        <w:pStyle w:val="Heading2"/>
+      </w:pPr>
+      <w:r>
+        <w:t xml:space="preserve">13.8 Philosophical Stance</w:t>
+      </w:r>
+    </w:p>
+    <w:p>
+      <w:pPr>
+        <w:pStyle w:val="Normal"/>
+      </w:pPr>
+      <w:r>
+        <w:t xml:space="preserve">Grade functional equivalence, not metaphysical sameness. Target: observable causal-role fidelity, not proof of qualia.</w:t>
       </w:r>
     </w:p>
     <w:p>
